--- a/downloads/documents/04 Units/Unit 06 - Food Systems and Production - From Farm to Table/Lesson 06.18 - Careers in Food Systems and Unit 6 Review and Test.docx
+++ b/downloads/documents/04 Units/Unit 06 - Food Systems and Production - From Farm to Table/Lesson 06.18 - Careers in Food Systems and Unit 6 Review and Test.docx
@@ -368,7 +368,7 @@
         <w:t xml:space="preserve"> </w:t>
       </w:r>
       <w:r>
-        <w:t xml:space="preserve">Tier 3 (FACS): ServSafe, apprenticeship, certificate, associate degree, food scientist, food safety inspector, logistics, buyer, dietitian, agricultural engineer. See the unit vocabulary list for Turkish, Portuguese, and Spanish.</w:t>
+        <w:t xml:space="preserve">Tier 3 (FACS): ServSafe, apprenticeship, certificate, associate degree, food scientist, food safety inspector, logistics, buyer, dietitian, agricultural engineer. See the unit vocabulary list for the Spanish column.</w:t>
       </w:r>
     </w:p>
     <w:p>
@@ -1633,7 +1633,7 @@
         <w:t xml:space="preserve"> </w:t>
       </w:r>
       <w:r>
-        <w:t xml:space="preserve">in short sentences, and a symbol for the education level; the chain mat is a picture of the eight links; the self-check has a sentence frame in English, Turkish, Portuguese, and Spanish; the test is read aloud in a small group for any student with that support, with the item wording unchanged; ServSafe, apprenticeship, certificate, and degree are in</w:t>
+        <w:t xml:space="preserve">in short sentences, and a symbol for the education level; the chain mat is a picture of the eight links; the self-check has a sentence frame in English and Spanish; the test is read aloud in a small group for any student with that support, with the item wording unchanged; ServSafe, apprenticeship, certificate, and degree are in</w:t>
       </w:r>
       <w:r>
         <w:t xml:space="preserve"> </w:t>
@@ -1648,7 +1648,7 @@
         <w:t xml:space="preserve"> </w:t>
       </w:r>
       <w:r>
-        <w:t xml:space="preserve">in all four languages.</w:t>
+        <w:t xml:space="preserve">in English and Spanish.</w:t>
       </w:r>
     </w:p>
     <w:p>

--- a/downloads/documents/04 Units/Unit 06 - Food Systems and Production - From Farm to Table/Lesson 06.18 - Careers in Food Systems and Unit 6 Review and Test.docx
+++ b/downloads/documents/04 Units/Unit 06 - Food Systems and Production - From Farm to Table/Lesson 06.18 - Careers in Food Systems and Unit 6 Review and Test.docx
@@ -802,7 +802,7 @@
               <w:jc w:val="left"/>
             </w:pPr>
             <w:r>
-              <w:t xml:space="preserve">Draw the eight links across the slide: grow, process, inspect, move, sell, cook, serve, study. Name one job per link out loud and say the one fact that makes it real (the inspector has legal authority to close a kitchen; the logistics coordinator decides whether the truck comes Tuesday or Thursday; the buyer is why the circular says what it says). Say the honest thing about pay and hours: kitchen jobs start low and the hours are nights and weekends; the science and inspection jobs pay more and take a degree; the sales and logistics jobs are the ones most students have never heard of and there are a lot of them.</w:t>
+              <w:t xml:space="preserve">Draw the eight links across the slide: grow, process, inspect, move, sell, cook, serve, study. Say how this fits the ten-step chain from Lesson 6.1: the eight links group the ten steps by who does the work (grow covers grow and harvest, process covers process and package, move covers transport and store), and inspect and study are added because they are jobs, not steps a food passes through. Name one job per link out loud and say the one fact that makes it real (the inspector has legal authority to close a kitchen; the logistics coordinator decides whether the truck comes Tuesday or Thursday; the buyer is why the circular says what it says). Say the honest thing about pay and hours: kitchen jobs start low and the hours are nights and weekends; the science and inspection jobs pay more and take a degree; the sales and logistics jobs are the ones most students have never heard of and there are a lot of them.</w:t>
             </w:r>
           </w:p>
         </w:tc>
